--- a/GSK/public/Esercizi/04_Minute/Istruzioni.docx
+++ b/GSK/public/Esercizi/04_Minute/Istruzioni.docx
@@ -4,125 +4,121 @@
   <w:body>
     <w:p>
       <w:pPr>
+        <w:pStyle w:val="Title"/>
+        <w:keepNext w:val="0"/>
+        <w:keepLines w:val="0"/>
+        <w:spacing w:before="480" w:lineRule="auto"/>
+        <w:rPr/>
+      </w:pPr>
+      <w:bookmarkStart w:colFirst="0" w:colLast="0" w:name="_heading=h.qpxz9x7lafqm" w:id="0"/>
+      <w:bookmarkEnd w:id="0"/>
+      <w:r>
+        <w:rPr>
+          <w:rtl w:val="0"/>
+        </w:rPr>
+        <w:t xml:space="preserve">Istruzioni</w:t>
+      </w:r>
+    </w:p>
+    <w:p>
+      <w:pPr>
+        <w:pStyle w:val="Subtitle"/>
+        <w:keepNext w:val="0"/>
+        <w:keepLines w:val="0"/>
+        <w:spacing w:before="480" w:lineRule="auto"/>
+        <w:rPr/>
+      </w:pPr>
+      <w:bookmarkStart w:colFirst="0" w:colLast="0" w:name="_heading=h.fu3l9x559lby" w:id="1"/>
+      <w:bookmarkEnd w:id="1"/>
+      <w:r>
+        <w:rPr>
+          <w:rtl w:val="0"/>
+        </w:rPr>
+        <w:t xml:space="preserve">Meeting Synthesizer</w:t>
+      </w:r>
+    </w:p>
+    <w:p>
+      <w:pPr>
+        <w:rPr/>
+      </w:pPr>
+      <w:r>
+        <w:rPr>
+          <w:rtl w:val="0"/>
+        </w:rPr>
+        <w:t xml:space="preserve">[Obiettivo: 15 minuti]</w:t>
+      </w:r>
+      <w:r>
+        <w:rPr>
+          <w:rtl w:val="0"/>
+        </w:rPr>
+      </w:r>
+    </w:p>
+    <w:p>
+      <w:pPr>
         <w:pStyle w:val="Heading1"/>
         <w:keepNext w:val="0"/>
         <w:keepLines w:val="0"/>
-        <w:spacing w:before="480" w:lineRule="auto"/>
+        <w:spacing w:after="80" w:lineRule="auto"/>
+        <w:rPr/>
+      </w:pPr>
+      <w:bookmarkStart w:colFirst="0" w:colLast="0" w:name="_heading=h.lxnx8xaloo07" w:id="2"/>
+      <w:bookmarkEnd w:id="2"/>
+      <w:r>
+        <w:rPr>
+          <w:rtl w:val="0"/>
+        </w:rPr>
+        <w:t xml:space="preserve">Contesto</w:t>
+      </w:r>
+    </w:p>
+    <w:p>
+      <w:pPr>
+        <w:spacing w:after="240" w:before="240" w:lineRule="auto"/>
+        <w:rPr/>
+      </w:pPr>
+      <w:r>
+        <w:rPr>
+          <w:rtl w:val="0"/>
+        </w:rPr>
+        <w:t xml:space="preserve">Nel team </w:t>
+      </w:r>
+      <w:r>
         <w:rPr>
           <w:b w:val="1"/>
-          <w:sz w:val="46"/>
-          <w:szCs w:val="46"/>
-        </w:rPr>
-      </w:pPr>
-      <w:bookmarkStart w:colFirst="0" w:colLast="0" w:name="_heading=h.fu3l9x559lby" w:id="0"/>
-      <w:bookmarkEnd w:id="0"/>
+          <w:rtl w:val="0"/>
+        </w:rPr>
+        <w:t xml:space="preserve">QA e HR</w:t>
+      </w:r>
+      <w:r>
+        <w:rPr>
+          <w:rtl w:val="0"/>
+        </w:rPr>
+        <w:t xml:space="preserve"> vengono spesso condotti meeting operativi per aggiornare e documentare lo stato delle attività regolatorie (es. qualifiche, job description, aggiornamenti SOP). Questi scambi avvengono in modo informale o con appunti non strutturati. Con Gigi è possibile trasformare questi materiali grezzi in </w:t>
+      </w:r>
       <w:r>
         <w:rPr>
           <w:b w:val="1"/>
-          <w:sz w:val="46"/>
-          <w:szCs w:val="46"/>
-          <w:rtl w:val="0"/>
-        </w:rPr>
-        <w:t xml:space="preserve">Meeting Synthesizer</w:t>
-      </w:r>
-    </w:p>
-    <w:p>
-      <w:pPr>
-        <w:rPr/>
-      </w:pPr>
-      <w:r>
-        <w:rPr>
-          <w:rtl w:val="0"/>
-        </w:rPr>
-        <w:t xml:space="preserve">[Obiettivo: 15 minuti]</w:t>
-      </w:r>
-      <w:r>
-        <w:rPr>
-          <w:rtl w:val="0"/>
-        </w:rPr>
-      </w:r>
-    </w:p>
-    <w:p>
-      <w:pPr>
-        <w:pStyle w:val="Heading2"/>
+          <w:rtl w:val="0"/>
+        </w:rPr>
+        <w:t xml:space="preserve">verbali ufficiali</w:t>
+      </w:r>
+      <w:r>
+        <w:rPr>
+          <w:rtl w:val="0"/>
+        </w:rPr>
+        <w:t xml:space="preserve"> ben formattati, secondo gli standard GMP.</w:t>
+      </w:r>
+    </w:p>
+    <w:p>
+      <w:pPr>
+        <w:pStyle w:val="Heading1"/>
         <w:keepNext w:val="0"/>
         <w:keepLines w:val="0"/>
         <w:spacing w:after="80" w:lineRule="auto"/>
-        <w:rPr>
-          <w:b w:val="1"/>
-          <w:sz w:val="34"/>
-          <w:szCs w:val="34"/>
-        </w:rPr>
-      </w:pPr>
-      <w:bookmarkStart w:colFirst="0" w:colLast="0" w:name="_heading=h.lxnx8xaloo07" w:id="1"/>
-      <w:bookmarkEnd w:id="1"/>
-      <w:r>
-        <w:rPr>
-          <w:b w:val="1"/>
-          <w:sz w:val="34"/>
-          <w:szCs w:val="34"/>
-          <w:rtl w:val="0"/>
-        </w:rPr>
-        <w:t xml:space="preserve">Contesto</w:t>
-      </w:r>
-    </w:p>
-    <w:p>
-      <w:pPr>
-        <w:spacing w:after="240" w:before="240" w:lineRule="auto"/>
-        <w:rPr/>
-      </w:pPr>
-      <w:r>
-        <w:rPr>
-          <w:rtl w:val="0"/>
-        </w:rPr>
-        <w:t xml:space="preserve">Nel team </w:t>
-      </w:r>
-      <w:r>
-        <w:rPr>
-          <w:b w:val="1"/>
-          <w:rtl w:val="0"/>
-        </w:rPr>
-        <w:t xml:space="preserve">QA e HR</w:t>
-      </w:r>
-      <w:r>
-        <w:rPr>
-          <w:rtl w:val="0"/>
-        </w:rPr>
-        <w:t xml:space="preserve"> vengono spesso condotti meeting operativi per aggiornare e documentare lo stato delle attività regolatorie (es. qualifiche, job description, aggiornamenti SOP). Questi scambi avvengono in modo informale o con appunti non strutturati. Con Gigi è possibile trasformare questi materiali grezzi in </w:t>
-      </w:r>
-      <w:r>
-        <w:rPr>
-          <w:b w:val="1"/>
-          <w:rtl w:val="0"/>
-        </w:rPr>
-        <w:t xml:space="preserve">verbali ufficiali</w:t>
-      </w:r>
-      <w:r>
-        <w:rPr>
-          <w:rtl w:val="0"/>
-        </w:rPr>
-        <w:t xml:space="preserve"> ben formattati, secondo gli standard GMP.</w:t>
-      </w:r>
-    </w:p>
-    <w:p>
-      <w:pPr>
-        <w:pStyle w:val="Heading2"/>
-        <w:keepNext w:val="0"/>
-        <w:keepLines w:val="0"/>
-        <w:spacing w:after="80" w:lineRule="auto"/>
-        <w:rPr>
-          <w:b w:val="1"/>
-          <w:sz w:val="34"/>
-          <w:szCs w:val="34"/>
-        </w:rPr>
-      </w:pPr>
-      <w:bookmarkStart w:colFirst="0" w:colLast="0" w:name="_heading=h.f0zs397844n5" w:id="2"/>
-      <w:bookmarkEnd w:id="2"/>
-      <w:r>
-        <w:rPr>
-          <w:b w:val="1"/>
-          <w:sz w:val="34"/>
-          <w:szCs w:val="34"/>
+        <w:rPr/>
+      </w:pPr>
+      <w:bookmarkStart w:colFirst="0" w:colLast="0" w:name="_heading=h.f0zs397844n5" w:id="3"/>
+      <w:bookmarkEnd w:id="3"/>
+      <w:r>
+        <w:rPr>
           <w:rtl w:val="0"/>
         </w:rPr>
         <w:t xml:space="preserve">Obiettivo</w:t>
@@ -196,23 +192,16 @@
     </w:p>
     <w:p>
       <w:pPr>
-        <w:pStyle w:val="Heading2"/>
+        <w:pStyle w:val="Heading1"/>
         <w:keepNext w:val="0"/>
         <w:keepLines w:val="0"/>
         <w:spacing w:after="80" w:lineRule="auto"/>
-        <w:rPr>
-          <w:b w:val="1"/>
-          <w:sz w:val="34"/>
-          <w:szCs w:val="34"/>
-        </w:rPr>
-      </w:pPr>
-      <w:bookmarkStart w:colFirst="0" w:colLast="0" w:name="_heading=h.m2p7yyofnmis" w:id="3"/>
-      <w:bookmarkEnd w:id="3"/>
-      <w:r>
-        <w:rPr>
-          <w:b w:val="1"/>
-          <w:sz w:val="34"/>
-          <w:szCs w:val="34"/>
+        <w:rPr/>
+      </w:pPr>
+      <w:bookmarkStart w:colFirst="0" w:colLast="0" w:name="_heading=h.m2p7yyofnmis" w:id="4"/>
+      <w:bookmarkEnd w:id="4"/>
+      <w:r>
+        <w:rPr>
           <w:rtl w:val="0"/>
         </w:rPr>
         <w:t xml:space="preserve">Materiali</w:t>
@@ -238,23 +227,16 @@
     </w:p>
     <w:p>
       <w:pPr>
-        <w:pStyle w:val="Heading2"/>
+        <w:pStyle w:val="Heading1"/>
         <w:keepNext w:val="0"/>
         <w:keepLines w:val="0"/>
         <w:spacing w:after="80" w:lineRule="auto"/>
-        <w:rPr>
-          <w:b w:val="1"/>
-          <w:sz w:val="34"/>
-          <w:szCs w:val="34"/>
-        </w:rPr>
-      </w:pPr>
-      <w:bookmarkStart w:colFirst="0" w:colLast="0" w:name="_heading=h.h20v69q8n2d9" w:id="4"/>
-      <w:bookmarkEnd w:id="4"/>
-      <w:r>
-        <w:rPr>
-          <w:b w:val="1"/>
-          <w:sz w:val="34"/>
-          <w:szCs w:val="34"/>
+        <w:rPr/>
+      </w:pPr>
+      <w:bookmarkStart w:colFirst="0" w:colLast="0" w:name="_heading=h.h20v69q8n2d9" w:id="5"/>
+      <w:bookmarkEnd w:id="5"/>
+      <w:r>
+        <w:rPr>
           <w:rtl w:val="0"/>
         </w:rPr>
         <w:t xml:space="preserve">Step</w:t>
@@ -419,23 +401,16 @@
     </w:p>
     <w:p>
       <w:pPr>
-        <w:pStyle w:val="Heading2"/>
+        <w:pStyle w:val="Heading1"/>
         <w:keepNext w:val="0"/>
         <w:keepLines w:val="0"/>
         <w:spacing w:after="80" w:lineRule="auto"/>
-        <w:rPr>
-          <w:b w:val="1"/>
-          <w:sz w:val="34"/>
-          <w:szCs w:val="34"/>
-        </w:rPr>
-      </w:pPr>
-      <w:bookmarkStart w:colFirst="0" w:colLast="0" w:name="_heading=h.1yj40snp82to" w:id="5"/>
-      <w:bookmarkEnd w:id="5"/>
-      <w:r>
-        <w:rPr>
-          <w:b w:val="1"/>
-          <w:sz w:val="34"/>
-          <w:szCs w:val="34"/>
+        <w:rPr/>
+      </w:pPr>
+      <w:bookmarkStart w:colFirst="0" w:colLast="0" w:name="_heading=h.1yj40snp82to" w:id="6"/>
+      <w:bookmarkEnd w:id="6"/>
+      <w:r>
+        <w:rPr>
           <w:rtl w:val="0"/>
         </w:rPr>
         <w:t xml:space="preserve">Output atteso</w:t>
@@ -1467,7 +1442,7 @@
 
 <file path=customXML/item1.xml><?xml version="1.0" encoding="utf-8"?>
 <go:gDocsCustomXmlDataStorage xmlns:go="http://customooxmlschemas.google.com/" xmlns:r="http://schemas.openxmlformats.org/officeDocument/2006/relationships" uri="GoogleDocsCustomDataVersion2">
-  <go:docsCustomData xmlns:go="http://customooxmlschemas.google.com/" roundtripDataSignature="AMtx7mhFUl5hrglm5WBa9VNRPMNPR2jRQw==">CgMxLjAyDmguZnUzbDl4NTU5bGJ5Mg5oLmx4bng4eGFsb28wNzIOaC5mMHpzMzk3ODQ0bjUyDmgubTJwN3l5b2ZubWlzMg5oLmgyMHY2OXE4bjJkOTIOaC4xeWo0MHNucDgydG84AHIhMVF0aDB2WWVXNGcteXpWam54Y0xINlZ4RDdYTF9mV0Rh</go:docsCustomData>
+  <go:docsCustomData xmlns:go="http://customooxmlschemas.google.com/" roundtripDataSignature="AMtx7mjZYgcJQNGKkOYPQm9AjzlaAVLhrA==">CgMxLjAyDmgucXB4ejl4N2xhZnFtMg5oLmZ1M2w5eDU1OWxieTIOaC5seG54OHhhbG9vMDcyDmguZjB6czM5Nzg0NG41Mg5oLm0ycDd5eW9mbm1pczIOaC5oMjB2NjlxOG4yZDkyDmguMXlqNDBzbnA4MnRvOAByITFRdGgwdlllVzRnLXl6VmpueGNMSDZWeEQ3WExfZldEYQ==</go:docsCustomData>
 </go:gDocsCustomXmlDataStorage>
 </file>
 
